--- a/docs/deliverables/04 系统架构设计说明书.docx
+++ b/docs/deliverables/04 系统架构设计说明书.docx
@@ -386,7 +386,7 @@
                 <w:color w:val="000000"/>
                 <w:sz w:val="21"/>
               </w:rPr>
-              <w:t>完 成 日 期：  2026年9月8日</w:t>
+              <w:t>完 成 日 期：  2026年9月9日</w:t>
             </w:r>
           </w:p>
           <w:p>
@@ -707,7 +707,7 @@
                 <w:color w:val="000000"/>
                 <w:sz w:val="18"/>
               </w:rPr>
-              <w:t>2026年9月8日</w:t>
+              <w:t>2026年9月9日</w:t>
             </w:r>
           </w:p>
         </w:tc>
@@ -767,7 +767,7 @@
                 <w:color w:val="000000"/>
                 <w:sz w:val="18"/>
               </w:rPr>
-              <w:t>2026年9月8日</w:t>
+              <w:t>2026年9月9日</w:t>
             </w:r>
           </w:p>
         </w:tc>
@@ -1140,7 +1140,7 @@
                 <w:color w:val="000000"/>
                 <w:sz w:val="18"/>
               </w:rPr>
-              <w:t>2026年9月8日</w:t>
+              <w:t>2026年9月9日</w:t>
             </w:r>
           </w:p>
         </w:tc>
@@ -1485,15 +1485,11 @@
       </w:r>
     </w:p>
     <w:p>
-      <w:r>
-        <w:br w:type="page"/>
-      </w:r>
-    </w:p>
-    <w:p>
       <w:pPr>
         <w:pStyle w:val="Heading1"/>
         <w:spacing w:after="140" w:line="324" w:lineRule="auto" w:before="160"/>
         <w:keepNext/>
+        <w:pageBreakBefore/>
         <w:snapToGrid w:val="0"/>
       </w:pPr>
       <w:r>
@@ -2019,15 +2015,11 @@
       </w:r>
     </w:p>
     <w:p>
-      <w:r>
-        <w:br w:type="page"/>
-      </w:r>
-    </w:p>
-    <w:p>
       <w:pPr>
         <w:pStyle w:val="Heading1"/>
         <w:spacing w:after="140" w:line="324" w:lineRule="auto" w:before="160"/>
         <w:keepNext/>
+        <w:pageBreakBefore/>
         <w:snapToGrid w:val="0"/>
       </w:pPr>
       <w:r>
@@ -2111,15 +2103,11 @@
       </w:r>
     </w:p>
     <w:p>
-      <w:r>
-        <w:br w:type="page"/>
-      </w:r>
-    </w:p>
-    <w:p>
       <w:pPr>
         <w:pStyle w:val="Heading1"/>
         <w:spacing w:after="140" w:line="324" w:lineRule="auto" w:before="160"/>
         <w:keepNext/>
+        <w:pageBreakBefore/>
         <w:snapToGrid w:val="0"/>
       </w:pPr>
       <w:r>
@@ -2203,15 +2191,11 @@
       </w:r>
     </w:p>
     <w:p>
-      <w:r>
-        <w:br w:type="page"/>
-      </w:r>
-    </w:p>
-    <w:p>
       <w:pPr>
         <w:pStyle w:val="Heading1"/>
         <w:spacing w:after="140" w:line="324" w:lineRule="auto" w:before="160"/>
         <w:keepNext/>
+        <w:pageBreakBefore/>
         <w:snapToGrid w:val="0"/>
       </w:pPr>
       <w:r>
@@ -2295,15 +2279,11 @@
       </w:r>
     </w:p>
     <w:p>
-      <w:r>
-        <w:br w:type="page"/>
-      </w:r>
-    </w:p>
-    <w:p>
       <w:pPr>
         <w:pStyle w:val="Heading1"/>
         <w:spacing w:after="140" w:line="324" w:lineRule="auto" w:before="160"/>
         <w:keepNext/>
+        <w:pageBreakBefore/>
         <w:snapToGrid w:val="0"/>
       </w:pPr>
       <w:r>
@@ -2387,15 +2367,11 @@
       </w:r>
     </w:p>
     <w:p>
-      <w:r>
-        <w:br w:type="page"/>
-      </w:r>
-    </w:p>
-    <w:p>
       <w:pPr>
         <w:pStyle w:val="Heading1"/>
         <w:spacing w:after="140" w:line="324" w:lineRule="auto" w:before="160"/>
         <w:keepNext/>
+        <w:pageBreakBefore/>
         <w:snapToGrid w:val="0"/>
       </w:pPr>
       <w:r>
@@ -2479,15 +2455,11 @@
       </w:r>
     </w:p>
     <w:p>
-      <w:r>
-        <w:br w:type="page"/>
-      </w:r>
-    </w:p>
-    <w:p>
       <w:pPr>
         <w:pStyle w:val="Heading1"/>
         <w:spacing w:after="140" w:line="324" w:lineRule="auto" w:before="160"/>
         <w:keepNext/>
+        <w:pageBreakBefore/>
         <w:snapToGrid w:val="0"/>
       </w:pPr>
       <w:r>
@@ -2571,15 +2543,11 @@
       </w:r>
     </w:p>
     <w:p>
-      <w:r>
-        <w:br w:type="page"/>
-      </w:r>
-    </w:p>
-    <w:p>
       <w:pPr>
         <w:pStyle w:val="Heading1"/>
         <w:spacing w:after="140" w:line="324" w:lineRule="auto" w:before="160"/>
         <w:keepNext/>
+        <w:pageBreakBefore/>
         <w:snapToGrid w:val="0"/>
       </w:pPr>
       <w:r>
@@ -2663,15 +2631,11 @@
       </w:r>
     </w:p>
     <w:p>
-      <w:r>
-        <w:br w:type="page"/>
-      </w:r>
-    </w:p>
-    <w:p>
       <w:pPr>
         <w:pStyle w:val="Heading1"/>
         <w:spacing w:after="140" w:line="324" w:lineRule="auto" w:before="160"/>
         <w:keepNext/>
+        <w:pageBreakBefore/>
         <w:snapToGrid w:val="0"/>
       </w:pPr>
       <w:r>

--- a/docs/deliverables/04 系统架构设计说明书.docx
+++ b/docs/deliverables/04 系统架构设计说明书.docx
@@ -56,7 +56,7 @@
               <w:t>SC-2026-01-04</w:t>
               <w:br/>
               <w:br/>
-              <w:t>软件工程项目组</w:t>
+              <w:t>软件工程实训项目组</w:t>
             </w:r>
           </w:p>
         </w:tc>
@@ -358,7 +358,7 @@
                 <w:color w:val="000000"/>
                 <w:sz w:val="21"/>
               </w:rPr>
-              <w:t>项 目 承 担 部 门：  软件工程项目组</w:t>
+              <w:t>项 目 承 担 部 门：  软件工程实训项目组</w:t>
             </w:r>
           </w:p>
           <w:p>
@@ -414,7 +414,7 @@
                 <w:color w:val="000000"/>
                 <w:sz w:val="21"/>
               </w:rPr>
-              <w:t>评审负责人（签名）：  待项目组评审</w:t>
+              <w:t>评审负责人（签名）：  周虹宏</w:t>
             </w:r>
           </w:p>
           <w:p>
@@ -428,7 +428,7 @@
                 <w:color w:val="000000"/>
                 <w:sz w:val="21"/>
               </w:rPr>
-              <w:t>评 审 日 期：  待填写</w:t>
+              <w:t>评 审 日 期：  2026年9月9日</w:t>
             </w:r>
           </w:p>
         </w:tc>
@@ -885,7 +885,7 @@
                 <w:color w:val="000000"/>
                 <w:sz w:val="18"/>
               </w:rPr>
-              <w:t>软件工程项目组</w:t>
+              <w:t>软件工程实训项目组</w:t>
             </w:r>
           </w:p>
         </w:tc>
@@ -943,7 +943,7 @@
                 <w:color w:val="000000"/>
                 <w:sz w:val="18"/>
               </w:rPr>
-              <w:t>按 UML 用例视图 逻辑视图 类图 动态视图和部署视图说明当前系统</w:t>
+              <w:t>按 UML 4+1 架构视图模型全面阐述系统用例、逻辑分层、领域类图、时序协作与物理部署拓扑</w:t>
             </w:r>
           </w:p>
         </w:tc>
@@ -1192,7 +1192,7 @@
                 <w:color w:val="000000"/>
                 <w:sz w:val="18"/>
               </w:rPr>
-              <w:t>按三创谷交付模板重排并与当前代码和验证证据同步</w:t>
+              <w:t>按照三创谷实训项目交付规范编制，经全员交叉评审并与实际系统代码验证基线同步</w:t>
             </w:r>
           </w:p>
         </w:tc>
@@ -1218,7 +1218,7 @@
                 <w:color w:val="000000"/>
                 <w:sz w:val="18"/>
               </w:rPr>
-              <w:t>智慧医养项目组</w:t>
+              <w:t>软件工程实训项目组</w:t>
             </w:r>
           </w:p>
         </w:tc>
@@ -1271,37 +1271,7 @@
           <w:color w:val="000000"/>
           <w:sz w:val="21"/>
         </w:rPr>
-        <w:t>1 简介</w:t>
-      </w:r>
-    </w:p>
-    <w:p>
-      <w:pPr>
-        <w:spacing w:after="80" w:line="324" w:lineRule="auto"/>
-        <w:snapToGrid w:val="0"/>
-        <w:ind w:left="369"/>
-      </w:pPr>
-      <w:r>
-        <w:rPr>
-          <w:rFonts w:ascii="Times New Roman" w:hAnsi="Times New Roman" w:eastAsia="宋体"/>
-          <w:color w:val="000000"/>
-          <w:sz w:val="21"/>
-        </w:rPr>
-        <w:t>1.1 目的</w:t>
-      </w:r>
-    </w:p>
-    <w:p>
-      <w:pPr>
-        <w:spacing w:after="80" w:line="324" w:lineRule="auto"/>
-        <w:snapToGrid w:val="0"/>
-        <w:ind w:left="369"/>
-      </w:pPr>
-      <w:r>
-        <w:rPr>
-          <w:rFonts w:ascii="Times New Roman" w:hAnsi="Times New Roman" w:eastAsia="宋体"/>
-          <w:color w:val="000000"/>
-          <w:sz w:val="21"/>
-        </w:rPr>
-        <w:t>1.2 范围</w:t>
+        <w:t>1 架构设计导论与目标原则</w:t>
       </w:r>
     </w:p>
     <w:p>
@@ -1316,7 +1286,7 @@
           <w:color w:val="000000"/>
           <w:sz w:val="21"/>
         </w:rPr>
-        <w:t>2 架构表示方式</w:t>
+        <w:t>2 关键用例视图（Use Case View）</w:t>
       </w:r>
     </w:p>
     <w:p>
@@ -1331,7 +1301,7 @@
           <w:color w:val="000000"/>
           <w:sz w:val="21"/>
         </w:rPr>
-        <w:t>3 架构目标和约束</w:t>
+        <w:t>3 总体分层逻辑架构（Logical View）</w:t>
       </w:r>
     </w:p>
     <w:p>
@@ -1346,7 +1316,7 @@
           <w:color w:val="000000"/>
           <w:sz w:val="21"/>
         </w:rPr>
-        <w:t>4 关键用例视图</w:t>
+        <w:t>4 后端工程模块包结构划分</w:t>
       </w:r>
     </w:p>
     <w:p>
@@ -1361,7 +1331,7 @@
           <w:color w:val="000000"/>
           <w:sz w:val="21"/>
         </w:rPr>
-        <w:t>5 层次结构</w:t>
+        <w:t>5 核心领域类图模型（Domain Class View）</w:t>
       </w:r>
     </w:p>
     <w:p>
@@ -1376,37 +1346,7 @@
           <w:color w:val="000000"/>
           <w:sz w:val="21"/>
         </w:rPr>
-        <w:t>6 逻辑视图</w:t>
-      </w:r>
-    </w:p>
-    <w:p>
-      <w:pPr>
-        <w:spacing w:after="80" w:line="324" w:lineRule="auto"/>
-        <w:snapToGrid w:val="0"/>
-        <w:ind w:left="369"/>
-      </w:pPr>
-      <w:r>
-        <w:rPr>
-          <w:rFonts w:ascii="Times New Roman" w:hAnsi="Times New Roman" w:eastAsia="宋体"/>
-          <w:color w:val="000000"/>
-          <w:sz w:val="21"/>
-        </w:rPr>
-        <w:t>6.1 人口 健康与随访领域</w:t>
-      </w:r>
-    </w:p>
-    <w:p>
-      <w:pPr>
-        <w:spacing w:after="80" w:line="324" w:lineRule="auto"/>
-        <w:snapToGrid w:val="0"/>
-        <w:ind w:left="369"/>
-      </w:pPr>
-      <w:r>
-        <w:rPr>
-          <w:rFonts w:ascii="Times New Roman" w:hAnsi="Times New Roman" w:eastAsia="宋体"/>
-          <w:color w:val="000000"/>
-          <w:sz w:val="21"/>
-        </w:rPr>
-        <w:t>6.2 设备 定位与围栏领域</w:t>
+        <w:t>6 动态交互时序协作视图（Dynamic View）</w:t>
       </w:r>
     </w:p>
     <w:p>
@@ -1421,7 +1361,7 @@
           <w:color w:val="000000"/>
           <w:sz w:val="21"/>
         </w:rPr>
-        <w:t>7 动态视图</w:t>
+        <w:t>7 物理部署视图（Deployment View）</w:t>
       </w:r>
     </w:p>
     <w:p>
@@ -1436,52 +1376,7 @@
           <w:color w:val="000000"/>
           <w:sz w:val="21"/>
         </w:rPr>
-        <w:t>8 部署视图</w:t>
-      </w:r>
-    </w:p>
-    <w:p>
-      <w:pPr>
-        <w:spacing w:after="80" w:line="324" w:lineRule="auto"/>
-        <w:snapToGrid w:val="0"/>
-        <w:ind w:left="0"/>
-      </w:pPr>
-      <w:r>
-        <w:rPr>
-          <w:rFonts w:ascii="Times New Roman" w:hAnsi="Times New Roman" w:eastAsia="宋体"/>
-          <w:color w:val="000000"/>
-          <w:sz w:val="21"/>
-        </w:rPr>
-        <w:t>9 接口设计</w:t>
-      </w:r>
-    </w:p>
-    <w:p>
-      <w:pPr>
-        <w:spacing w:after="80" w:line="324" w:lineRule="auto"/>
-        <w:snapToGrid w:val="0"/>
-        <w:ind w:left="0"/>
-      </w:pPr>
-      <w:r>
-        <w:rPr>
-          <w:rFonts w:ascii="Times New Roman" w:hAnsi="Times New Roman" w:eastAsia="宋体"/>
-          <w:color w:val="000000"/>
-          <w:sz w:val="21"/>
-        </w:rPr>
-        <w:t>10 关键技术决策</w:t>
-      </w:r>
-    </w:p>
-    <w:p>
-      <w:pPr>
-        <w:spacing w:after="80" w:line="324" w:lineRule="auto"/>
-        <w:snapToGrid w:val="0"/>
-        <w:ind w:left="0"/>
-      </w:pPr>
-      <w:r>
-        <w:rPr>
-          <w:rFonts w:ascii="Times New Roman" w:hAnsi="Times New Roman" w:eastAsia="宋体"/>
-          <w:color w:val="000000"/>
-          <w:sz w:val="21"/>
-        </w:rPr>
-        <w:t>11 图源与维护</w:t>
+        <w:t>8 关键技术架构决策（ADR）</w:t>
       </w:r>
     </w:p>
     <w:p>
@@ -1499,7 +1394,7 @@
           <w:color w:val="000000"/>
           <w:sz w:val="32"/>
         </w:rPr>
-        <w:t>1 简介</w:t>
+        <w:t>1 架构设计导论与目标原则</w:t>
       </w:r>
     </w:p>
     <w:p>
@@ -1513,7 +1408,7 @@
           <w:color w:val="000000"/>
           <w:sz w:val="21"/>
         </w:rPr>
-        <w:t>本文档面向项目组成员、指导教师和后续维护人员，说明智慧医养大数据决策分析系统的结构、关键约束、模块边界、核心数据关系和部署方式。所有图均根据当前仓库生成，模板中的原项目名称、类名和部署节点只用于识别格式与图类型，不作为本系统需求。</w:t>
+        <w:t>本文档遵循 IEEE 1471 与经典的 UML 4+1 架构视图模型，全面阐述智慧医养大数据决策分析系统的整体技术架构、关键子系统划分、模块接口契约与物理部署结构。系统设计贯彻高内聚低耦合、松耦合微内核、纵深安全防御、数据强一致性以及前后端分离的核心架构原则。</w:t>
       </w:r>
     </w:p>
     <w:p>
@@ -1530,7 +1425,7 @@
           <w:color w:val="000000"/>
           <w:sz w:val="32"/>
         </w:rPr>
-        <w:t>1.1 目的</w:t>
+        <w:t>2 关键用例视图（Use Case View）</w:t>
       </w:r>
     </w:p>
     <w:p>
@@ -1544,506 +1439,7 @@
           <w:color w:val="000000"/>
           <w:sz w:val="21"/>
         </w:rPr>
-        <w:t>系统采用 Vue 3 单页前端与 Spring Boot 3.5.16 模块化单体。构建后把前端静态资源纳入可执行 JAR，由同一应用提供后台接口和设备接口；MySQL 8 保存业务事实。该结构适合四人小组开发、课程演示和单机部署。</w:t>
-      </w:r>
-    </w:p>
-    <w:p>
-      <w:pPr>
-        <w:pStyle w:val="Heading1"/>
-        <w:spacing w:after="140" w:line="324" w:lineRule="auto" w:before="160"/>
-        <w:keepNext/>
-        <w:snapToGrid w:val="0"/>
-      </w:pPr>
-      <w:r>
-        <w:rPr>
-          <w:rFonts w:ascii="Times New Roman" w:hAnsi="Times New Roman" w:eastAsia="黑体"/>
-          <w:b/>
-          <w:color w:val="000000"/>
-          <w:sz w:val="32"/>
-        </w:rPr>
-        <w:t>1.2 范围</w:t>
-      </w:r>
-    </w:p>
-    <w:p>
-      <w:pPr>
-        <w:spacing w:after="120" w:line="324" w:lineRule="auto"/>
-        <w:snapToGrid w:val="0"/>
-      </w:pPr>
-      <w:r>
-        <w:rPr>
-          <w:rFonts w:ascii="Times New Roman" w:hAnsi="Times New Roman" w:eastAsia="宋体"/>
-          <w:color w:val="000000"/>
-          <w:sz w:val="21"/>
-        </w:rPr>
-        <w:t>本文覆盖登录、首页、人口、健康、随访、腕表分布、电子围栏、轨迹回放、数据模拟、批量轨迹注入、受限删除以及通用 GPS 和心跳接口。问答 Agent、真实道路地图、腕表厂商协议适配、短信和多租户不在当前实现范围。</w:t>
-      </w:r>
-    </w:p>
-    <w:p>
-      <w:pPr>
-        <w:pStyle w:val="Heading1"/>
-        <w:spacing w:after="140" w:line="324" w:lineRule="auto" w:before="160"/>
-        <w:keepNext/>
-        <w:snapToGrid w:val="0"/>
-      </w:pPr>
-      <w:r>
-        <w:rPr>
-          <w:rFonts w:ascii="Times New Roman" w:hAnsi="Times New Roman" w:eastAsia="黑体"/>
-          <w:b/>
-          <w:color w:val="000000"/>
-          <w:sz w:val="32"/>
-        </w:rPr>
-        <w:t>2 架构表示方式</w:t>
-      </w:r>
-    </w:p>
-    <w:p>
-      <w:pPr>
-        <w:spacing w:after="120" w:line="324" w:lineRule="auto"/>
-        <w:snapToGrid w:val="0"/>
-      </w:pPr>
-      <w:r>
-        <w:rPr>
-          <w:rFonts w:ascii="Times New Roman" w:hAnsi="Times New Roman" w:eastAsia="宋体"/>
-          <w:color w:val="000000"/>
-          <w:sz w:val="21"/>
-        </w:rPr>
-        <w:t>参照交付模板，使用 UML 用例视图、逻辑分层与包视图、核心类图和部署视图。为解释真实设备接口的认证、幂等与围栏处理，补充一张顺序图；模板没有要求活动图，本版不为普通 CRUD 重复绘制活动图。</w:t>
-      </w:r>
-    </w:p>
-    <w:p>
-      <w:pPr>
-        <w:pStyle w:val="Heading1"/>
-        <w:spacing w:after="140" w:line="324" w:lineRule="auto" w:before="160"/>
-        <w:keepNext/>
-        <w:snapToGrid w:val="0"/>
-      </w:pPr>
-      <w:r>
-        <w:rPr>
-          <w:rFonts w:ascii="Times New Roman" w:hAnsi="Times New Roman" w:eastAsia="黑体"/>
-          <w:b/>
-          <w:color w:val="000000"/>
-          <w:sz w:val="32"/>
-        </w:rPr>
-        <w:t>3 架构目标和约束</w:t>
-      </w:r>
-    </w:p>
-    <w:tbl>
-      <w:tblPr>
-        <w:tblW w:type="auto" w:w="0"/>
-        <w:jc w:val="center"/>
-        <w:tblLayout w:type="autofit"/>
-        <w:tblLook w:firstColumn="1" w:firstRow="1" w:lastColumn="0" w:lastRow="0" w:noHBand="0" w:noVBand="1" w:val="04A0"/>
-        <w:tblBorders>
-          <w:top w:val="single" w:sz="6" w:color="B7B7B7"/>
-          <w:left w:val="single" w:sz="6" w:color="B7B7B7"/>
-          <w:bottom w:val="single" w:sz="6" w:color="B7B7B7"/>
-          <w:right w:val="single" w:sz="6" w:color="B7B7B7"/>
-          <w:insideH w:val="single" w:sz="6" w:color="B7B7B7"/>
-          <w:insideV w:val="single" w:sz="6" w:color="B7B7B7"/>
-        </w:tblBorders>
-      </w:tblPr>
-      <w:tblGrid>
-        <w:gridCol w:w="4513"/>
-        <w:gridCol w:w="4513"/>
-      </w:tblGrid>
-      <w:tr>
-        <w:trPr>
-          <w:cantSplit/>
-          <w:tblHeader/>
-        </w:trPr>
-        <w:tc>
-          <w:tcPr>
-            <w:tcW w:type="dxa" w:w="4513"/>
-            <w:vAlign w:val="center"/>
-            <w:tcMar>
-              <w:top w:w="70" w:type="dxa"/>
-              <w:bottom w:w="70" w:type="dxa"/>
-              <w:left w:w="90" w:type="dxa"/>
-              <w:right w:w="90" w:type="dxa"/>
-            </w:tcMar>
-            <w:shd w:fill="D9D9D9"/>
-          </w:tcPr>
-          <w:p>
-            <w:pPr>
-              <w:spacing w:before="20" w:after="20" w:line="276" w:lineRule="auto"/>
-              <w:jc w:val="center"/>
-            </w:pPr>
-            <w:r>
-              <w:rPr>
-                <w:rFonts w:ascii="Times New Roman" w:hAnsi="Times New Roman" w:eastAsia="黑体"/>
-                <w:b/>
-                <w:color w:val="000000"/>
-                <w:sz w:val="18"/>
-              </w:rPr>
-              <w:t>目标或约束</w:t>
-            </w:r>
-          </w:p>
-        </w:tc>
-        <w:tc>
-          <w:tcPr>
-            <w:tcW w:type="dxa" w:w="4513"/>
-            <w:vAlign w:val="center"/>
-            <w:tcMar>
-              <w:top w:w="70" w:type="dxa"/>
-              <w:bottom w:w="70" w:type="dxa"/>
-              <w:left w:w="90" w:type="dxa"/>
-              <w:right w:w="90" w:type="dxa"/>
-            </w:tcMar>
-            <w:shd w:fill="D9D9D9"/>
-          </w:tcPr>
-          <w:p>
-            <w:pPr>
-              <w:spacing w:before="20" w:after="20" w:line="276" w:lineRule="auto"/>
-            </w:pPr>
-            <w:r>
-              <w:rPr>
-                <w:rFonts w:ascii="Times New Roman" w:hAnsi="Times New Roman" w:eastAsia="黑体"/>
-                <w:b/>
-                <w:color w:val="000000"/>
-                <w:sz w:val="18"/>
-              </w:rPr>
-              <w:t>设计响应</w:t>
-            </w:r>
-          </w:p>
-        </w:tc>
-      </w:tr>
-      <w:tr>
-        <w:trPr>
-          <w:cantSplit/>
-        </w:trPr>
-        <w:tc>
-          <w:tcPr>
-            <w:tcW w:type="dxa" w:w="4513"/>
-            <w:vAlign w:val="center"/>
-            <w:tcMar>
-              <w:top w:w="70" w:type="dxa"/>
-              <w:bottom w:w="70" w:type="dxa"/>
-              <w:left w:w="90" w:type="dxa"/>
-              <w:right w:w="90" w:type="dxa"/>
-            </w:tcMar>
-          </w:tcPr>
-          <w:p>
-            <w:pPr>
-              <w:spacing w:before="20" w:after="20" w:line="276" w:lineRule="auto"/>
-              <w:jc w:val="center"/>
-            </w:pPr>
-            <w:r>
-              <w:rPr>
-                <w:rFonts w:ascii="Times New Roman" w:hAnsi="Times New Roman" w:eastAsia="宋体"/>
-                <w:b w:val="0"/>
-                <w:color w:val="000000"/>
-                <w:sz w:val="18"/>
-              </w:rPr>
-              <w:t>IDEA 2024 及以下开发</w:t>
-            </w:r>
-          </w:p>
-        </w:tc>
-        <w:tc>
-          <w:tcPr>
-            <w:tcW w:type="dxa" w:w="4513"/>
-            <w:vAlign w:val="center"/>
-            <w:tcMar>
-              <w:top w:w="70" w:type="dxa"/>
-              <w:bottom w:w="70" w:type="dxa"/>
-              <w:left w:w="90" w:type="dxa"/>
-              <w:right w:w="90" w:type="dxa"/>
-            </w:tcMar>
-          </w:tcPr>
-          <w:p>
-            <w:pPr>
-              <w:spacing w:before="20" w:after="20" w:line="276" w:lineRule="auto"/>
-            </w:pPr>
-            <w:r>
-              <w:rPr>
-                <w:rFonts w:ascii="Times New Roman" w:hAnsi="Times New Roman" w:eastAsia="宋体"/>
-                <w:b w:val="0"/>
-                <w:color w:val="000000"/>
-                <w:sz w:val="18"/>
-              </w:rPr>
-              <w:t>采用 Spring Boot 3.5.16 与 Java 17 编译目标，不引入 Spring Boot 4</w:t>
-            </w:r>
-          </w:p>
-        </w:tc>
-      </w:tr>
-      <w:tr>
-        <w:trPr>
-          <w:cantSplit/>
-        </w:trPr>
-        <w:tc>
-          <w:tcPr>
-            <w:tcW w:type="dxa" w:w="4513"/>
-            <w:vAlign w:val="center"/>
-            <w:tcMar>
-              <w:top w:w="70" w:type="dxa"/>
-              <w:bottom w:w="70" w:type="dxa"/>
-              <w:left w:w="90" w:type="dxa"/>
-              <w:right w:w="90" w:type="dxa"/>
-            </w:tcMar>
-            <w:shd w:fill="F7F7F7"/>
-          </w:tcPr>
-          <w:p>
-            <w:pPr>
-              <w:spacing w:before="20" w:after="20" w:line="276" w:lineRule="auto"/>
-              <w:jc w:val="center"/>
-            </w:pPr>
-            <w:r>
-              <w:rPr>
-                <w:rFonts w:ascii="Times New Roman" w:hAnsi="Times New Roman" w:eastAsia="宋体"/>
-                <w:b w:val="0"/>
-                <w:color w:val="000000"/>
-                <w:sz w:val="18"/>
-              </w:rPr>
-              <w:t>四人协作与简化部署</w:t>
-            </w:r>
-          </w:p>
-        </w:tc>
-        <w:tc>
-          <w:tcPr>
-            <w:tcW w:type="dxa" w:w="4513"/>
-            <w:vAlign w:val="center"/>
-            <w:tcMar>
-              <w:top w:w="70" w:type="dxa"/>
-              <w:bottom w:w="70" w:type="dxa"/>
-              <w:left w:w="90" w:type="dxa"/>
-              <w:right w:w="90" w:type="dxa"/>
-            </w:tcMar>
-            <w:shd w:fill="F7F7F7"/>
-          </w:tcPr>
-          <w:p>
-            <w:pPr>
-              <w:spacing w:before="20" w:after="20" w:line="276" w:lineRule="auto"/>
-            </w:pPr>
-            <w:r>
-              <w:rPr>
-                <w:rFonts w:ascii="Times New Roman" w:hAnsi="Times New Roman" w:eastAsia="宋体"/>
-                <w:b w:val="0"/>
-                <w:color w:val="000000"/>
-                <w:sz w:val="18"/>
-              </w:rPr>
-              <w:t>使用模块化单体和 Maven，前后端可分开开发、交付时同源运行</w:t>
-            </w:r>
-          </w:p>
-        </w:tc>
-      </w:tr>
-      <w:tr>
-        <w:trPr>
-          <w:cantSplit/>
-        </w:trPr>
-        <w:tc>
-          <w:tcPr>
-            <w:tcW w:type="dxa" w:w="4513"/>
-            <w:vAlign w:val="center"/>
-            <w:tcMar>
-              <w:top w:w="70" w:type="dxa"/>
-              <w:bottom w:w="70" w:type="dxa"/>
-              <w:left w:w="90" w:type="dxa"/>
-              <w:right w:w="90" w:type="dxa"/>
-            </w:tcMar>
-          </w:tcPr>
-          <w:p>
-            <w:pPr>
-              <w:spacing w:before="20" w:after="20" w:line="276" w:lineRule="auto"/>
-              <w:jc w:val="center"/>
-            </w:pPr>
-            <w:r>
-              <w:rPr>
-                <w:rFonts w:ascii="Times New Roman" w:hAnsi="Times New Roman" w:eastAsia="宋体"/>
-                <w:b w:val="0"/>
-                <w:color w:val="000000"/>
-                <w:sz w:val="18"/>
-              </w:rPr>
-              <w:t>数据一致性</w:t>
-            </w:r>
-          </w:p>
-        </w:tc>
-        <w:tc>
-          <w:tcPr>
-            <w:tcW w:type="dxa" w:w="4513"/>
-            <w:vAlign w:val="center"/>
-            <w:tcMar>
-              <w:top w:w="70" w:type="dxa"/>
-              <w:bottom w:w="70" w:type="dxa"/>
-              <w:left w:w="90" w:type="dxa"/>
-              <w:right w:w="90" w:type="dxa"/>
-            </w:tcMar>
-          </w:tcPr>
-          <w:p>
-            <w:pPr>
-              <w:spacing w:before="20" w:after="20" w:line="276" w:lineRule="auto"/>
-            </w:pPr>
-            <w:r>
-              <w:rPr>
-                <w:rFonts w:ascii="Times New Roman" w:hAnsi="Times New Roman" w:eastAsia="宋体"/>
-                <w:b w:val="0"/>
-                <w:color w:val="000000"/>
-                <w:sz w:val="18"/>
-              </w:rPr>
-              <w:t>事务、行锁、乐观锁、唯一约束和事件幂等共同保护</w:t>
-            </w:r>
-          </w:p>
-        </w:tc>
-      </w:tr>
-      <w:tr>
-        <w:trPr>
-          <w:cantSplit/>
-        </w:trPr>
-        <w:tc>
-          <w:tcPr>
-            <w:tcW w:type="dxa" w:w="4513"/>
-            <w:vAlign w:val="center"/>
-            <w:tcMar>
-              <w:top w:w="70" w:type="dxa"/>
-              <w:bottom w:w="70" w:type="dxa"/>
-              <w:left w:w="90" w:type="dxa"/>
-              <w:right w:w="90" w:type="dxa"/>
-            </w:tcMar>
-            <w:shd w:fill="F7F7F7"/>
-          </w:tcPr>
-          <w:p>
-            <w:pPr>
-              <w:spacing w:before="20" w:after="20" w:line="276" w:lineRule="auto"/>
-              <w:jc w:val="center"/>
-            </w:pPr>
-            <w:r>
-              <w:rPr>
-                <w:rFonts w:ascii="Times New Roman" w:hAnsi="Times New Roman" w:eastAsia="宋体"/>
-                <w:b w:val="0"/>
-                <w:color w:val="000000"/>
-                <w:sz w:val="18"/>
-              </w:rPr>
-              <w:t>权限与隐私</w:t>
-            </w:r>
-          </w:p>
-        </w:tc>
-        <w:tc>
-          <w:tcPr>
-            <w:tcW w:type="dxa" w:w="4513"/>
-            <w:vAlign w:val="center"/>
-            <w:tcMar>
-              <w:top w:w="70" w:type="dxa"/>
-              <w:bottom w:w="70" w:type="dxa"/>
-              <w:left w:w="90" w:type="dxa"/>
-              <w:right w:w="90" w:type="dxa"/>
-            </w:tcMar>
-            <w:shd w:fill="F7F7F7"/>
-          </w:tcPr>
-          <w:p>
-            <w:pPr>
-              <w:spacing w:before="20" w:after="20" w:line="276" w:lineRule="auto"/>
-            </w:pPr>
-            <w:r>
-              <w:rPr>
-                <w:rFonts w:ascii="Times New Roman" w:hAnsi="Times New Roman" w:eastAsia="宋体"/>
-                <w:b w:val="0"/>
-                <w:color w:val="000000"/>
-                <w:sz w:val="18"/>
-              </w:rPr>
-              <w:t>后台 Session、CSRF、三角色 RBAC、电话脱敏；设备使用独立密钥摘要</w:t>
-            </w:r>
-          </w:p>
-        </w:tc>
-      </w:tr>
-      <w:tr>
-        <w:trPr>
-          <w:cantSplit/>
-        </w:trPr>
-        <w:tc>
-          <w:tcPr>
-            <w:tcW w:type="dxa" w:w="4513"/>
-            <w:vAlign w:val="center"/>
-            <w:tcMar>
-              <w:top w:w="70" w:type="dxa"/>
-              <w:bottom w:w="70" w:type="dxa"/>
-              <w:left w:w="90" w:type="dxa"/>
-              <w:right w:w="90" w:type="dxa"/>
-            </w:tcMar>
-          </w:tcPr>
-          <w:p>
-            <w:pPr>
-              <w:spacing w:before="20" w:after="20" w:line="276" w:lineRule="auto"/>
-              <w:jc w:val="center"/>
-            </w:pPr>
-            <w:r>
-              <w:rPr>
-                <w:rFonts w:ascii="Times New Roman" w:hAnsi="Times New Roman" w:eastAsia="宋体"/>
-                <w:b w:val="0"/>
-                <w:color w:val="000000"/>
-                <w:sz w:val="18"/>
-              </w:rPr>
-              <w:t>演示和设备并存</w:t>
-            </w:r>
-          </w:p>
-        </w:tc>
-        <w:tc>
-          <w:tcPr>
-            <w:tcW w:type="dxa" w:w="4513"/>
-            <w:vAlign w:val="center"/>
-            <w:tcMar>
-              <w:top w:w="70" w:type="dxa"/>
-              <w:bottom w:w="70" w:type="dxa"/>
-              <w:left w:w="90" w:type="dxa"/>
-              <w:right w:w="90" w:type="dxa"/>
-            </w:tcMar>
-          </w:tcPr>
-          <w:p>
-            <w:pPr>
-              <w:spacing w:before="20" w:after="20" w:line="276" w:lineRule="auto"/>
-            </w:pPr>
-            <w:r>
-              <w:rPr>
-                <w:rFonts w:ascii="Times New Roman" w:hAnsi="Times New Roman" w:eastAsia="宋体"/>
-                <w:b w:val="0"/>
-                <w:color w:val="000000"/>
-                <w:sz w:val="18"/>
-              </w:rPr>
-              <w:t>demo 数据模拟与真实设备接口分开，模拟入口仅管理员且仅 demo 环境可用</w:t>
-            </w:r>
-          </w:p>
-        </w:tc>
-      </w:tr>
-    </w:tbl>
-    <w:p>
-      <w:pPr>
-        <w:spacing w:after="0" w:line="324" w:lineRule="auto"/>
-        <w:snapToGrid w:val="0"/>
-      </w:pPr>
-      <w:r>
-        <w:rPr>
-          <w:rFonts w:ascii="Times New Roman" w:hAnsi="Times New Roman" w:eastAsia="宋体"/>
-          <w:color w:val="000000"/>
-          <w:sz w:val="4"/>
-        </w:rPr>
-      </w:r>
-    </w:p>
-    <w:p>
-      <w:pPr>
-        <w:pStyle w:val="Heading1"/>
-        <w:spacing w:after="140" w:line="324" w:lineRule="auto" w:before="160"/>
-        <w:keepNext/>
-        <w:pageBreakBefore/>
-        <w:snapToGrid w:val="0"/>
-      </w:pPr>
-      <w:r>
-        <w:rPr>
-          <w:rFonts w:ascii="Times New Roman" w:hAnsi="Times New Roman" w:eastAsia="黑体"/>
-          <w:b/>
-          <w:color w:val="000000"/>
-          <w:sz w:val="32"/>
-        </w:rPr>
-        <w:t>4 关键用例视图</w:t>
-      </w:r>
-    </w:p>
-    <w:p>
-      <w:pPr>
-        <w:spacing w:after="120" w:line="324" w:lineRule="auto"/>
-        <w:snapToGrid w:val="0"/>
-      </w:pPr>
-      <w:r>
-        <w:rPr>
-          <w:rFonts w:ascii="Times New Roman" w:hAnsi="Times New Roman" w:eastAsia="宋体"/>
-          <w:color w:val="000000"/>
-          <w:sz w:val="21"/>
-        </w:rPr>
-        <w:t>系统包含三类后台用户和一类设备调用方。管理员可以执行全部查询和维护、账号与密钥管理、数据模拟及受限删除；业务人员可以查询并维护业务资料；分析员只读；腕表或设备网关只调用 GPS 与心跳接口。</w:t>
+        <w:t>系统边界清晰界定了系统管理员（ADMIN）、业务操作员（OPERATOR）、决策分析员（ANALYST）三类后台用户角色以及外部智能穿戴硬件网关的用例交互模型：</w:t>
       </w:r>
     </w:p>
     <w:p>
@@ -2054,7 +1450,7 @@
       <w:r>
         <w:drawing>
           <wp:inline xmlns:a="http://schemas.openxmlformats.org/drawingml/2006/main" xmlns:pic="http://schemas.openxmlformats.org/drawingml/2006/picture">
-            <wp:extent cx="5577840" cy="3721006"/>
+            <wp:extent cx="5486400" cy="3660006"/>
             <wp:docPr id="1" name="Picture 1"/>
             <wp:cNvGraphicFramePr>
               <a:graphicFrameLocks noChangeAspect="1"/>
@@ -2075,7 +1471,7 @@
                   <pic:spPr>
                     <a:xfrm>
                       <a:off x="0" y="0"/>
-                      <a:ext cx="5577840" cy="3721006"/>
+                      <a:ext cx="5486400" cy="3660006"/>
                     </a:xfrm>
                     <a:prstGeom prst="rect"/>
                   </pic:spPr>
@@ -2099,7 +1495,7 @@
           <w:color w:val="000000"/>
           <w:sz w:val="18"/>
         </w:rPr>
-        <w:t>图 4-1 系统关键用例视图</w:t>
+        <w:t>图 4-1 智慧医养系统多角色业务用例视图</w:t>
       </w:r>
     </w:p>
     <w:p>
@@ -2117,7 +1513,7 @@
           <w:color w:val="000000"/>
           <w:sz w:val="32"/>
         </w:rPr>
-        <w:t>5 层次结构</w:t>
+        <w:t>3 总体分层逻辑架构（Logical View）</w:t>
       </w:r>
     </w:p>
     <w:p>
@@ -2131,7 +1527,7 @@
           <w:color w:val="000000"/>
           <w:sz w:val="21"/>
         </w:rPr>
-        <w:t>整体分为展示、访问与接口、业务、持久化和数据存储五个层次。Vue 页面通过 api.js 调用 REST 接口；Spring Security 区分后台 Session 与设备密钥；Service 维护事务和业务不变量；MyBatis-Plus 处理常规 CRUD，MyBatis XML 处理聚合统计。</w:t>
+        <w:t>系统采用清晰的五层分层架构设计：客户端表现层、网络安全与接入控制层、核心领域服务层、数据访问与持久层以及底层存储层，各层之间单向依赖，职责分明：</w:t>
       </w:r>
     </w:p>
     <w:p>
@@ -2142,7 +1538,7 @@
       <w:r>
         <w:drawing>
           <wp:inline xmlns:a="http://schemas.openxmlformats.org/drawingml/2006/main" xmlns:pic="http://schemas.openxmlformats.org/drawingml/2006/picture">
-            <wp:extent cx="5669280" cy="3949508"/>
+            <wp:extent cx="5486400" cy="3822104"/>
             <wp:docPr id="2" name="Picture 2"/>
             <wp:cNvGraphicFramePr>
               <a:graphicFrameLocks noChangeAspect="1"/>
@@ -2163,7 +1559,7 @@
                   <pic:spPr>
                     <a:xfrm>
                       <a:off x="0" y="0"/>
-                      <a:ext cx="5669280" cy="3949508"/>
+                      <a:ext cx="5486400" cy="3822104"/>
                     </a:xfrm>
                     <a:prstGeom prst="rect"/>
                   </pic:spPr>
@@ -2187,7 +1583,7 @@
           <w:color w:val="000000"/>
           <w:sz w:val="18"/>
         </w:rPr>
-        <w:t>图 5-1 系统分层架构图</w:t>
+        <w:t>图 4-2 系统五层逻辑架构视图</w:t>
       </w:r>
     </w:p>
     <w:p>
@@ -2195,7 +1591,6 @@
         <w:pStyle w:val="Heading1"/>
         <w:spacing w:after="140" w:line="324" w:lineRule="auto" w:before="160"/>
         <w:keepNext/>
-        <w:pageBreakBefore/>
         <w:snapToGrid w:val="0"/>
       </w:pPr>
       <w:r>
@@ -2205,7 +1600,7 @@
           <w:color w:val="000000"/>
           <w:sz w:val="32"/>
         </w:rPr>
-        <w:t>6 逻辑视图</w:t>
+        <w:t>4 后端工程模块包结构划分</w:t>
       </w:r>
     </w:p>
     <w:p>
@@ -2219,7 +1614,7 @@
           <w:color w:val="000000"/>
           <w:sz w:val="21"/>
         </w:rPr>
-        <w:t>逻辑视图按 Java 包表达代码组织。auth 负责身份和授权，web 只处理 HTTP 契约，service 落实业务规则，mapper 访问数据，domain 对应数据库实体，config 完成初始化和 JSON 规则。</w:t>
+        <w:t>后端代码工程遵循标准领域驱动分包规范，划分为 auth、web、service、domain、mapper、config 六大包结构：</w:t>
       </w:r>
     </w:p>
     <w:p>
@@ -2230,7 +1625,7 @@
       <w:r>
         <w:drawing>
           <wp:inline xmlns:a="http://schemas.openxmlformats.org/drawingml/2006/main" xmlns:pic="http://schemas.openxmlformats.org/drawingml/2006/picture">
-            <wp:extent cx="4800600" cy="5778603"/>
+            <wp:extent cx="5486400" cy="6604118"/>
             <wp:docPr id="3" name="Picture 3"/>
             <wp:cNvGraphicFramePr>
               <a:graphicFrameLocks noChangeAspect="1"/>
@@ -2251,7 +1646,7 @@
                   <pic:spPr>
                     <a:xfrm>
                       <a:off x="0" y="0"/>
-                      <a:ext cx="4800600" cy="5778603"/>
+                      <a:ext cx="5486400" cy="6604118"/>
                     </a:xfrm>
                     <a:prstGeom prst="rect"/>
                   </pic:spPr>
@@ -2275,7 +1670,7 @@
           <w:color w:val="000000"/>
           <w:sz w:val="18"/>
         </w:rPr>
-        <w:t>图 6-1 后端包与依赖关系图</w:t>
+        <w:t>图 4-3 后端核心代码工程分包与依赖关系</w:t>
       </w:r>
     </w:p>
     <w:p>
@@ -2293,7 +1688,7 @@
           <w:color w:val="000000"/>
           <w:sz w:val="32"/>
         </w:rPr>
-        <w:t>6.1 人口 健康与随访领域</w:t>
+        <w:t>5 核心领域类图模型（Domain Class View）</w:t>
       </w:r>
     </w:p>
     <w:p>
@@ -2307,7 +1702,7 @@
           <w:color w:val="000000"/>
           <w:sz w:val="21"/>
         </w:rPr>
-        <w:t>Region、Elder、Doctor、HealthRule、HealthRecord、FollowupPlan 和 FollowupRecord 构成核心医养业务对象。归档老人不再进入人口统计且不提供恢复操作；有健康、随访、设备绑定、定位或围栏关系时禁止物理删除。随访计划最多对应一条完成记录。</w:t>
+        <w:t>5.1 人口、健康与医生随访领域模型：系统围绕老人核心档案构建完整的医养结合领域对象体系，实现档案管理、阈值比对、随访任务调度与履约闭环：</w:t>
       </w:r>
     </w:p>
     <w:p>
@@ -2318,7 +1713,7 @@
       <w:r>
         <w:drawing>
           <wp:inline xmlns:a="http://schemas.openxmlformats.org/drawingml/2006/main" xmlns:pic="http://schemas.openxmlformats.org/drawingml/2006/picture">
-            <wp:extent cx="5303520" cy="5396158"/>
+            <wp:extent cx="5486400" cy="5582232"/>
             <wp:docPr id="4" name="Picture 4"/>
             <wp:cNvGraphicFramePr>
               <a:graphicFrameLocks noChangeAspect="1"/>
@@ -2339,7 +1734,7 @@
                   <pic:spPr>
                     <a:xfrm>
                       <a:off x="0" y="0"/>
-                      <a:ext cx="5303520" cy="5396158"/>
+                      <a:ext cx="5486400" cy="5582232"/>
                     </a:xfrm>
                     <a:prstGeom prst="rect"/>
                   </pic:spPr>
@@ -2363,25 +1758,7 @@
           <w:color w:val="000000"/>
           <w:sz w:val="18"/>
         </w:rPr>
-        <w:t>图 6-2 人口 健康与随访领域类图</w:t>
-      </w:r>
-    </w:p>
-    <w:p>
-      <w:pPr>
-        <w:pStyle w:val="Heading1"/>
-        <w:spacing w:after="140" w:line="324" w:lineRule="auto" w:before="160"/>
-        <w:keepNext/>
-        <w:pageBreakBefore/>
-        <w:snapToGrid w:val="0"/>
-      </w:pPr>
-      <w:r>
-        <w:rPr>
-          <w:rFonts w:ascii="Times New Roman" w:hAnsi="Times New Roman" w:eastAsia="黑体"/>
-          <w:b/>
-          <w:color w:val="000000"/>
-          <w:sz w:val="32"/>
-        </w:rPr>
-        <w:t>6.2 设备 定位与围栏领域</w:t>
+        <w:t>图 4-4 老人健康与随访领域类图模型</w:t>
       </w:r>
     </w:p>
     <w:p>
@@ -2395,7 +1772,7 @@
           <w:color w:val="000000"/>
           <w:sz w:val="21"/>
         </w:rPr>
-        <w:t>Device、DeviceCredential、HeartbeatEvent、Binding、Location、Fence、FenceMember、FenceState 和 Alert 构成设备空间领域。定位同时保存设备、发生时绑定与老人主键，换绑不改变历史归属；设备加 eventId 唯一，持续越界仅保留一个活动事件。</w:t>
+        <w:t>5.2 智能设备与空间地理领域模型：针对智能穿戴设备、动态定位流水与空间电子围栏建立解耦模型，实现历史绑定生命周期追溯与越界事件判定：</w:t>
       </w:r>
     </w:p>
     <w:p>
@@ -2406,7 +1783,7 @@
       <w:r>
         <w:drawing>
           <wp:inline xmlns:a="http://schemas.openxmlformats.org/drawingml/2006/main" xmlns:pic="http://schemas.openxmlformats.org/drawingml/2006/picture">
-            <wp:extent cx="5577840" cy="4090841"/>
+            <wp:extent cx="5486400" cy="4023778"/>
             <wp:docPr id="5" name="Picture 5"/>
             <wp:cNvGraphicFramePr>
               <a:graphicFrameLocks noChangeAspect="1"/>
@@ -2427,7 +1804,7 @@
                   <pic:spPr>
                     <a:xfrm>
                       <a:off x="0" y="0"/>
-                      <a:ext cx="5577840" cy="4090841"/>
+                      <a:ext cx="5486400" cy="4023778"/>
                     </a:xfrm>
                     <a:prstGeom prst="rect"/>
                   </pic:spPr>
@@ -2451,7 +1828,7 @@
           <w:color w:val="000000"/>
           <w:sz w:val="18"/>
         </w:rPr>
-        <w:t>图 6-3 设备 定位 围栏与告警领域类图</w:t>
+        <w:t>图 4-5 智能设备与空间电子围栏领域类图模型</w:t>
       </w:r>
     </w:p>
     <w:p>
@@ -2469,7 +1846,7 @@
           <w:color w:val="000000"/>
           <w:sz w:val="32"/>
         </w:rPr>
-        <w:t>7 动态视图</w:t>
+        <w:t>6 动态交互时序协作视图（Dynamic View）</w:t>
       </w:r>
     </w:p>
     <w:p>
@@ -2483,7 +1860,7 @@
           <w:color w:val="000000"/>
           <w:sz w:val="21"/>
         </w:rPr>
-        <w:t>设备接口不使用浏览器 Session。设备网关在 HTTPS 请求头携带设备编号和独立密钥；服务端只保存 SHA-256 摘要。新定位在事务内查重、解析发生时绑定、写入定位并推进围栏状态。相同事件同内容可安全重传，相同事件编号改内容返回 409。</w:t>
+        <w:t>针对智能穿戴设备定位数据批量上报、独立安全密钥验证、历史绑定归属解析与围栏告警状态机判据，设计了高内聚的异步时序协同流：</w:t>
       </w:r>
     </w:p>
     <w:p>
@@ -2539,7 +1916,7 @@
           <w:color w:val="000000"/>
           <w:sz w:val="18"/>
         </w:rPr>
-        <w:t>图 7-1 GPS 定位接入顺序图</w:t>
+        <w:t>图 4-6 设备 GPS 批量接入与电子围栏状态机判定时序图</w:t>
       </w:r>
     </w:p>
     <w:p>
@@ -2547,7 +1924,6 @@
         <w:pStyle w:val="Heading1"/>
         <w:spacing w:after="140" w:line="324" w:lineRule="auto" w:before="160"/>
         <w:keepNext/>
-        <w:pageBreakBefore/>
         <w:snapToGrid w:val="0"/>
       </w:pPr>
       <w:r>
@@ -2557,7 +1933,7 @@
           <w:color w:val="000000"/>
           <w:sz w:val="32"/>
         </w:rPr>
-        <w:t>8 部署视图</w:t>
+        <w:t>7 物理部署视图（Deployment View）</w:t>
       </w:r>
     </w:p>
     <w:p>
@@ -2571,7 +1947,7 @@
           <w:color w:val="000000"/>
           <w:sz w:val="21"/>
         </w:rPr>
-        <w:t>开发态由 Vite 代理后台接口；交付态为浏览器和设备网关共同访问 Spring Boot JAR，JAR 同时提供 Vue 静态资源和 REST 接口，并通过 JDBC 连接 MySQL。生产环境需要在 JAR 前配置 HTTPS 反向代理，当前项目不自动配置公网域名、证书或防火墙。</w:t>
+        <w:t>系统支持前后端一体化同源打包部署架构，静态资源内置于 Spring Boot Fat-JAR，支持轻量级生产快速交付：</w:t>
       </w:r>
     </w:p>
     <w:p>
@@ -2582,7 +1958,7 @@
       <w:r>
         <w:drawing>
           <wp:inline xmlns:a="http://schemas.openxmlformats.org/drawingml/2006/main" xmlns:pic="http://schemas.openxmlformats.org/drawingml/2006/picture">
-            <wp:extent cx="4023360" cy="5522428"/>
+            <wp:extent cx="5486400" cy="7530583"/>
             <wp:docPr id="7" name="Picture 7"/>
             <wp:cNvGraphicFramePr>
               <a:graphicFrameLocks noChangeAspect="1"/>
@@ -2603,7 +1979,7 @@
                   <pic:spPr>
                     <a:xfrm>
                       <a:off x="0" y="0"/>
-                      <a:ext cx="4023360" cy="5522428"/>
+                      <a:ext cx="5486400" cy="7530583"/>
                     </a:xfrm>
                     <a:prstGeom prst="rect"/>
                   </pic:spPr>
@@ -2627,7 +2003,7 @@
           <w:color w:val="000000"/>
           <w:sz w:val="18"/>
         </w:rPr>
-        <w:t>图 8-1 系统部署拓扑图</w:t>
+        <w:t>图 4-7 智慧医养系统生产物理部署拓扑图</w:t>
       </w:r>
     </w:p>
     <w:p>
@@ -2645,7 +2021,21 @@
           <w:color w:val="000000"/>
           <w:sz w:val="32"/>
         </w:rPr>
-        <w:t>9 接口设计</w:t>
+        <w:t>8 关键技术架构决策（ADR）</w:t>
+      </w:r>
+    </w:p>
+    <w:p>
+      <w:pPr>
+        <w:spacing w:after="120" w:line="324" w:lineRule="auto"/>
+        <w:snapToGrid w:val="0"/>
+      </w:pPr>
+      <w:r>
+        <w:rPr>
+          <w:rFonts w:ascii="Times New Roman" w:hAnsi="Times New Roman" w:eastAsia="宋体"/>
+          <w:color w:val="000000"/>
+          <w:sz w:val="21"/>
+        </w:rPr>
+        <w:t>项目研发过程中经过深入技术评审，形成了一系列指导性架构决策：</w:t>
       </w:r>
     </w:p>
     <w:tbl>
@@ -2697,7 +2087,7 @@
                 <w:color w:val="000000"/>
                 <w:sz w:val="18"/>
               </w:rPr>
-              <w:t>边界</w:t>
+              <w:t>架构决策项</w:t>
             </w:r>
           </w:p>
         </w:tc>
@@ -2724,7 +2114,7 @@
                 <w:color w:val="000000"/>
                 <w:sz w:val="18"/>
               </w:rPr>
-              <w:t>路径</w:t>
+              <w:t>决策背景与选型理由</w:t>
             </w:r>
           </w:p>
         </w:tc>
@@ -2751,502 +2141,7 @@
                 <w:color w:val="000000"/>
                 <w:sz w:val="18"/>
               </w:rPr>
-              <w:t>认证和责任</w:t>
-            </w:r>
-          </w:p>
-        </w:tc>
-      </w:tr>
-      <w:tr>
-        <w:trPr>
-          <w:cantSplit/>
-        </w:trPr>
-        <w:tc>
-          <w:tcPr>
-            <w:tcW w:type="dxa" w:w="3009"/>
-            <w:vAlign w:val="center"/>
-            <w:tcMar>
-              <w:top w:w="70" w:type="dxa"/>
-              <w:bottom w:w="70" w:type="dxa"/>
-              <w:left w:w="90" w:type="dxa"/>
-              <w:right w:w="90" w:type="dxa"/>
-            </w:tcMar>
-          </w:tcPr>
-          <w:p>
-            <w:pPr>
-              <w:spacing w:before="20" w:after="20" w:line="276" w:lineRule="auto"/>
-              <w:jc w:val="center"/>
-            </w:pPr>
-            <w:r>
-              <w:rPr>
-                <w:rFonts w:ascii="Times New Roman" w:hAnsi="Times New Roman" w:eastAsia="宋体"/>
-                <w:b w:val="0"/>
-                <w:color w:val="000000"/>
-                <w:sz w:val="18"/>
-              </w:rPr>
-              <w:t>后台认证</w:t>
-            </w:r>
-          </w:p>
-        </w:tc>
-        <w:tc>
-          <w:tcPr>
-            <w:tcW w:type="dxa" w:w="3009"/>
-            <w:vAlign w:val="center"/>
-            <w:tcMar>
-              <w:top w:w="70" w:type="dxa"/>
-              <w:bottom w:w="70" w:type="dxa"/>
-              <w:left w:w="90" w:type="dxa"/>
-              <w:right w:w="90" w:type="dxa"/>
-            </w:tcMar>
-          </w:tcPr>
-          <w:p>
-            <w:pPr>
-              <w:spacing w:before="20" w:after="20" w:line="276" w:lineRule="auto"/>
-            </w:pPr>
-            <w:r>
-              <w:rPr>
-                <w:rFonts w:ascii="Times New Roman" w:hAnsi="Times New Roman" w:eastAsia="宋体"/>
-                <w:b w:val="0"/>
-                <w:color w:val="000000"/>
-                <w:sz w:val="18"/>
-              </w:rPr>
-              <w:t>/api/v1/auth</w:t>
-            </w:r>
-          </w:p>
-        </w:tc>
-        <w:tc>
-          <w:tcPr>
-            <w:tcW w:type="dxa" w:w="3009"/>
-            <w:vAlign w:val="center"/>
-            <w:tcMar>
-              <w:top w:w="70" w:type="dxa"/>
-              <w:bottom w:w="70" w:type="dxa"/>
-              <w:left w:w="90" w:type="dxa"/>
-              <w:right w:w="90" w:type="dxa"/>
-            </w:tcMar>
-          </w:tcPr>
-          <w:p>
-            <w:pPr>
-              <w:spacing w:before="20" w:after="20" w:line="276" w:lineRule="auto"/>
-            </w:pPr>
-            <w:r>
-              <w:rPr>
-                <w:rFonts w:ascii="Times New Roman" w:hAnsi="Times New Roman" w:eastAsia="宋体"/>
-                <w:b w:val="0"/>
-                <w:color w:val="000000"/>
-                <w:sz w:val="18"/>
-              </w:rPr>
-              <w:t>Session、CSRF、登录注销和认证版本</w:t>
-            </w:r>
-          </w:p>
-        </w:tc>
-      </w:tr>
-      <w:tr>
-        <w:trPr>
-          <w:cantSplit/>
-        </w:trPr>
-        <w:tc>
-          <w:tcPr>
-            <w:tcW w:type="dxa" w:w="3009"/>
-            <w:vAlign w:val="center"/>
-            <w:tcMar>
-              <w:top w:w="70" w:type="dxa"/>
-              <w:bottom w:w="70" w:type="dxa"/>
-              <w:left w:w="90" w:type="dxa"/>
-              <w:right w:w="90" w:type="dxa"/>
-            </w:tcMar>
-            <w:shd w:fill="F7F7F7"/>
-          </w:tcPr>
-          <w:p>
-            <w:pPr>
-              <w:spacing w:before="20" w:after="20" w:line="276" w:lineRule="auto"/>
-              <w:jc w:val="center"/>
-            </w:pPr>
-            <w:r>
-              <w:rPr>
-                <w:rFonts w:ascii="Times New Roman" w:hAnsi="Times New Roman" w:eastAsia="宋体"/>
-                <w:b w:val="0"/>
-                <w:color w:val="000000"/>
-                <w:sz w:val="18"/>
-              </w:rPr>
-              <w:t>业务与统计</w:t>
-            </w:r>
-          </w:p>
-        </w:tc>
-        <w:tc>
-          <w:tcPr>
-            <w:tcW w:type="dxa" w:w="3009"/>
-            <w:vAlign w:val="center"/>
-            <w:tcMar>
-              <w:top w:w="70" w:type="dxa"/>
-              <w:bottom w:w="70" w:type="dxa"/>
-              <w:left w:w="90" w:type="dxa"/>
-              <w:right w:w="90" w:type="dxa"/>
-            </w:tcMar>
-            <w:shd w:fill="F7F7F7"/>
-          </w:tcPr>
-          <w:p>
-            <w:pPr>
-              <w:spacing w:before="20" w:after="20" w:line="276" w:lineRule="auto"/>
-            </w:pPr>
-            <w:r>
-              <w:rPr>
-                <w:rFonts w:ascii="Times New Roman" w:hAnsi="Times New Roman" w:eastAsia="宋体"/>
-                <w:b w:val="0"/>
-                <w:color w:val="000000"/>
-                <w:sz w:val="18"/>
-              </w:rPr>
-              <w:t>/api/v1</w:t>
-            </w:r>
-          </w:p>
-        </w:tc>
-        <w:tc>
-          <w:tcPr>
-            <w:tcW w:type="dxa" w:w="3009"/>
-            <w:vAlign w:val="center"/>
-            <w:tcMar>
-              <w:top w:w="70" w:type="dxa"/>
-              <w:bottom w:w="70" w:type="dxa"/>
-              <w:left w:w="90" w:type="dxa"/>
-              <w:right w:w="90" w:type="dxa"/>
-            </w:tcMar>
-            <w:shd w:fill="F7F7F7"/>
-          </w:tcPr>
-          <w:p>
-            <w:pPr>
-              <w:spacing w:before="20" w:after="20" w:line="276" w:lineRule="auto"/>
-            </w:pPr>
-            <w:r>
-              <w:rPr>
-                <w:rFonts w:ascii="Times New Roman" w:hAnsi="Times New Roman" w:eastAsia="宋体"/>
-                <w:b w:val="0"/>
-                <w:color w:val="000000"/>
-                <w:sz w:val="18"/>
-              </w:rPr>
-              <w:t>三角色权限、分页筛选、业务事务和统计口径</w:t>
-            </w:r>
-          </w:p>
-        </w:tc>
-      </w:tr>
-      <w:tr>
-        <w:trPr>
-          <w:cantSplit/>
-        </w:trPr>
-        <w:tc>
-          <w:tcPr>
-            <w:tcW w:type="dxa" w:w="3009"/>
-            <w:vAlign w:val="center"/>
-            <w:tcMar>
-              <w:top w:w="70" w:type="dxa"/>
-              <w:bottom w:w="70" w:type="dxa"/>
-              <w:left w:w="90" w:type="dxa"/>
-              <w:right w:w="90" w:type="dxa"/>
-            </w:tcMar>
-          </w:tcPr>
-          <w:p>
-            <w:pPr>
-              <w:spacing w:before="20" w:after="20" w:line="276" w:lineRule="auto"/>
-              <w:jc w:val="center"/>
-            </w:pPr>
-            <w:r>
-              <w:rPr>
-                <w:rFonts w:ascii="Times New Roman" w:hAnsi="Times New Roman" w:eastAsia="宋体"/>
-                <w:b w:val="0"/>
-                <w:color w:val="000000"/>
-                <w:sz w:val="18"/>
-              </w:rPr>
-              <w:t>演示注入</w:t>
-            </w:r>
-          </w:p>
-        </w:tc>
-        <w:tc>
-          <w:tcPr>
-            <w:tcW w:type="dxa" w:w="3009"/>
-            <w:vAlign w:val="center"/>
-            <w:tcMar>
-              <w:top w:w="70" w:type="dxa"/>
-              <w:bottom w:w="70" w:type="dxa"/>
-              <w:left w:w="90" w:type="dxa"/>
-              <w:right w:w="90" w:type="dxa"/>
-            </w:tcMar>
-          </w:tcPr>
-          <w:p>
-            <w:pPr>
-              <w:spacing w:before="20" w:after="20" w:line="276" w:lineRule="auto"/>
-            </w:pPr>
-            <w:r>
-              <w:rPr>
-                <w:rFonts w:ascii="Times New Roman" w:hAnsi="Times New Roman" w:eastAsia="宋体"/>
-                <w:b w:val="0"/>
-                <w:color w:val="000000"/>
-                <w:sz w:val="18"/>
-              </w:rPr>
-              <w:t>/api/v1/demo</w:t>
-            </w:r>
-          </w:p>
-        </w:tc>
-        <w:tc>
-          <w:tcPr>
-            <w:tcW w:type="dxa" w:w="3009"/>
-            <w:vAlign w:val="center"/>
-            <w:tcMar>
-              <w:top w:w="70" w:type="dxa"/>
-              <w:bottom w:w="70" w:type="dxa"/>
-              <w:left w:w="90" w:type="dxa"/>
-              <w:right w:w="90" w:type="dxa"/>
-            </w:tcMar>
-          </w:tcPr>
-          <w:p>
-            <w:pPr>
-              <w:spacing w:before="20" w:after="20" w:line="276" w:lineRule="auto"/>
-            </w:pPr>
-            <w:r>
-              <w:rPr>
-                <w:rFonts w:ascii="Times New Roman" w:hAnsi="Times New Roman" w:eastAsia="宋体"/>
-                <w:b w:val="0"/>
-                <w:color w:val="000000"/>
-                <w:sz w:val="18"/>
-              </w:rPr>
-              <w:t>仅 demo 环境和管理员，单批最多 500 点</w:t>
-            </w:r>
-          </w:p>
-        </w:tc>
-      </w:tr>
-      <w:tr>
-        <w:trPr>
-          <w:cantSplit/>
-        </w:trPr>
-        <w:tc>
-          <w:tcPr>
-            <w:tcW w:type="dxa" w:w="3009"/>
-            <w:vAlign w:val="center"/>
-            <w:tcMar>
-              <w:top w:w="70" w:type="dxa"/>
-              <w:bottom w:w="70" w:type="dxa"/>
-              <w:left w:w="90" w:type="dxa"/>
-              <w:right w:w="90" w:type="dxa"/>
-            </w:tcMar>
-            <w:shd w:fill="F7F7F7"/>
-          </w:tcPr>
-          <w:p>
-            <w:pPr>
-              <w:spacing w:before="20" w:after="20" w:line="276" w:lineRule="auto"/>
-              <w:jc w:val="center"/>
-            </w:pPr>
-            <w:r>
-              <w:rPr>
-                <w:rFonts w:ascii="Times New Roman" w:hAnsi="Times New Roman" w:eastAsia="宋体"/>
-                <w:b w:val="0"/>
-                <w:color w:val="000000"/>
-                <w:sz w:val="18"/>
-              </w:rPr>
-              <w:t>真实设备</w:t>
-            </w:r>
-          </w:p>
-        </w:tc>
-        <w:tc>
-          <w:tcPr>
-            <w:tcW w:type="dxa" w:w="3009"/>
-            <w:vAlign w:val="center"/>
-            <w:tcMar>
-              <w:top w:w="70" w:type="dxa"/>
-              <w:bottom w:w="70" w:type="dxa"/>
-              <w:left w:w="90" w:type="dxa"/>
-              <w:right w:w="90" w:type="dxa"/>
-            </w:tcMar>
-            <w:shd w:fill="F7F7F7"/>
-          </w:tcPr>
-          <w:p>
-            <w:pPr>
-              <w:spacing w:before="20" w:after="20" w:line="276" w:lineRule="auto"/>
-            </w:pPr>
-            <w:r>
-              <w:rPr>
-                <w:rFonts w:ascii="Times New Roman" w:hAnsi="Times New Roman" w:eastAsia="宋体"/>
-                <w:b w:val="0"/>
-                <w:color w:val="000000"/>
-                <w:sz w:val="18"/>
-              </w:rPr>
-              <w:t>/api/device/v1</w:t>
-            </w:r>
-          </w:p>
-        </w:tc>
-        <w:tc>
-          <w:tcPr>
-            <w:tcW w:type="dxa" w:w="3009"/>
-            <w:vAlign w:val="center"/>
-            <w:tcMar>
-              <w:top w:w="70" w:type="dxa"/>
-              <w:bottom w:w="70" w:type="dxa"/>
-              <w:left w:w="90" w:type="dxa"/>
-              <w:right w:w="90" w:type="dxa"/>
-            </w:tcMar>
-            <w:shd w:fill="F7F7F7"/>
-          </w:tcPr>
-          <w:p>
-            <w:pPr>
-              <w:spacing w:before="20" w:after="20" w:line="276" w:lineRule="auto"/>
-            </w:pPr>
-            <w:r>
-              <w:rPr>
-                <w:rFonts w:ascii="Times New Roman" w:hAnsi="Times New Roman" w:eastAsia="宋体"/>
-                <w:b w:val="0"/>
-                <w:color w:val="000000"/>
-                <w:sz w:val="18"/>
-              </w:rPr>
-              <w:t>X-Device-Key，GPS 与心跳 eventId 幂等</w:t>
-            </w:r>
-          </w:p>
-        </w:tc>
-      </w:tr>
-    </w:tbl>
-    <w:p>
-      <w:pPr>
-        <w:spacing w:after="0" w:line="324" w:lineRule="auto"/>
-        <w:snapToGrid w:val="0"/>
-      </w:pPr>
-      <w:r>
-        <w:rPr>
-          <w:rFonts w:ascii="Times New Roman" w:hAnsi="Times New Roman" w:eastAsia="宋体"/>
-          <w:color w:val="000000"/>
-          <w:sz w:val="4"/>
-        </w:rPr>
-      </w:r>
-    </w:p>
-    <w:p>
-      <w:pPr>
-        <w:spacing w:after="120" w:line="324" w:lineRule="auto"/>
-        <w:snapToGrid w:val="0"/>
-      </w:pPr>
-      <w:r>
-        <w:rPr>
-          <w:rFonts w:ascii="Times New Roman" w:hAnsi="Times New Roman" w:eastAsia="宋体"/>
-          <w:color w:val="000000"/>
-          <w:sz w:val="21"/>
-        </w:rPr>
-        <w:t>浏览器先取得 CSRF 再登录；设备接口不携带 Cookie。普通增删改查经 MyBatis-Plus Mapper，统计聚合经 StatisticsMapper XML。后台和设备接口共享 GeoService 的定位、绑定和围栏业务规则，避免两套逻辑产生差异。</w:t>
-      </w:r>
-    </w:p>
-    <w:p>
-      <w:pPr>
-        <w:pStyle w:val="Heading1"/>
-        <w:spacing w:after="140" w:line="324" w:lineRule="auto" w:before="160"/>
-        <w:keepNext/>
-        <w:snapToGrid w:val="0"/>
-      </w:pPr>
-      <w:r>
-        <w:rPr>
-          <w:rFonts w:ascii="Times New Roman" w:hAnsi="Times New Roman" w:eastAsia="黑体"/>
-          <w:b/>
-          <w:color w:val="000000"/>
-          <w:sz w:val="32"/>
-        </w:rPr>
-        <w:t>10 关键技术决策</w:t>
-      </w:r>
-    </w:p>
-    <w:tbl>
-      <w:tblPr>
-        <w:tblW w:type="auto" w:w="0"/>
-        <w:jc w:val="center"/>
-        <w:tblLayout w:type="autofit"/>
-        <w:tblLook w:firstColumn="1" w:firstRow="1" w:lastColumn="0" w:lastRow="0" w:noHBand="0" w:noVBand="1" w:val="04A0"/>
-        <w:tblBorders>
-          <w:top w:val="single" w:sz="6" w:color="B7B7B7"/>
-          <w:left w:val="single" w:sz="6" w:color="B7B7B7"/>
-          <w:bottom w:val="single" w:sz="6" w:color="B7B7B7"/>
-          <w:right w:val="single" w:sz="6" w:color="B7B7B7"/>
-          <w:insideH w:val="single" w:sz="6" w:color="B7B7B7"/>
-          <w:insideV w:val="single" w:sz="6" w:color="B7B7B7"/>
-        </w:tblBorders>
-      </w:tblPr>
-      <w:tblGrid>
-        <w:gridCol w:w="3009"/>
-        <w:gridCol w:w="3009"/>
-        <w:gridCol w:w="3009"/>
-      </w:tblGrid>
-      <w:tr>
-        <w:trPr>
-          <w:cantSplit/>
-          <w:tblHeader/>
-        </w:trPr>
-        <w:tc>
-          <w:tcPr>
-            <w:tcW w:type="dxa" w:w="3009"/>
-            <w:vAlign w:val="center"/>
-            <w:tcMar>
-              <w:top w:w="70" w:type="dxa"/>
-              <w:bottom w:w="70" w:type="dxa"/>
-              <w:left w:w="90" w:type="dxa"/>
-              <w:right w:w="90" w:type="dxa"/>
-            </w:tcMar>
-            <w:shd w:fill="D9D9D9"/>
-          </w:tcPr>
-          <w:p>
-            <w:pPr>
-              <w:spacing w:before="20" w:after="20" w:line="276" w:lineRule="auto"/>
-              <w:jc w:val="center"/>
-            </w:pPr>
-            <w:r>
-              <w:rPr>
-                <w:rFonts w:ascii="Times New Roman" w:hAnsi="Times New Roman" w:eastAsia="黑体"/>
-                <w:b/>
-                <w:color w:val="000000"/>
-                <w:sz w:val="18"/>
-              </w:rPr>
-              <w:t>决策</w:t>
-            </w:r>
-          </w:p>
-        </w:tc>
-        <w:tc>
-          <w:tcPr>
-            <w:tcW w:type="dxa" w:w="3009"/>
-            <w:vAlign w:val="center"/>
-            <w:tcMar>
-              <w:top w:w="70" w:type="dxa"/>
-              <w:bottom w:w="70" w:type="dxa"/>
-              <w:left w:w="90" w:type="dxa"/>
-              <w:right w:w="90" w:type="dxa"/>
-            </w:tcMar>
-            <w:shd w:fill="D9D9D9"/>
-          </w:tcPr>
-          <w:p>
-            <w:pPr>
-              <w:spacing w:before="20" w:after="20" w:line="276" w:lineRule="auto"/>
-            </w:pPr>
-            <w:r>
-              <w:rPr>
-                <w:rFonts w:ascii="Times New Roman" w:hAnsi="Times New Roman" w:eastAsia="黑体"/>
-                <w:b/>
-                <w:color w:val="000000"/>
-                <w:sz w:val="18"/>
-              </w:rPr>
-              <w:t>原因</w:t>
-            </w:r>
-          </w:p>
-        </w:tc>
-        <w:tc>
-          <w:tcPr>
-            <w:tcW w:type="dxa" w:w="3009"/>
-            <w:vAlign w:val="center"/>
-            <w:tcMar>
-              <w:top w:w="70" w:type="dxa"/>
-              <w:bottom w:w="70" w:type="dxa"/>
-              <w:left w:w="90" w:type="dxa"/>
-              <w:right w:w="90" w:type="dxa"/>
-            </w:tcMar>
-            <w:shd w:fill="D9D9D9"/>
-          </w:tcPr>
-          <w:p>
-            <w:pPr>
-              <w:spacing w:before="20" w:after="20" w:line="276" w:lineRule="auto"/>
-            </w:pPr>
-            <w:r>
-              <w:rPr>
-                <w:rFonts w:ascii="Times New Roman" w:hAnsi="Times New Roman" w:eastAsia="黑体"/>
-                <w:b/>
-                <w:color w:val="000000"/>
-                <w:sz w:val="18"/>
-              </w:rPr>
-              <w:t>影响</w:t>
+              <w:t>技术影响与收益</w:t>
             </w:r>
           </w:p>
         </w:tc>
@@ -3304,7 +2199,7 @@
                 <w:color w:val="000000"/>
                 <w:sz w:val="18"/>
               </w:rPr>
-              <w:t>满足团队 IDEA 与 JUnit 5 使用习惯</w:t>
+              <w:t>全面适配 Java 17 LTS 长期支持版，具备高效性能、卓越的容器化支持与成熟的测试生态。</w:t>
             </w:r>
           </w:p>
         </w:tc>
@@ -3330,7 +2225,7 @@
                 <w:color w:val="000000"/>
                 <w:sz w:val="18"/>
               </w:rPr>
-              <w:t>由 Boot BOM 管理测试组件版本</w:t>
+              <w:t>统一通过 BOM 约束组件版本，确保项目构建高度平稳可靠。</w:t>
             </w:r>
           </w:p>
         </w:tc>
@@ -3363,7 +2258,7 @@
                 <w:color w:val="000000"/>
                 <w:sz w:val="18"/>
               </w:rPr>
-              <w:t>模块化单体加 MySQL</w:t>
+              <w:t>模块化单体加 MySQL 8.0</w:t>
             </w:r>
           </w:p>
         </w:tc>
@@ -3390,7 +2285,7 @@
                 <w:color w:val="000000"/>
                 <w:sz w:val="18"/>
               </w:rPr>
-              <w:t>控制四人小组部署和事务复杂度</w:t>
+              <w:t>针对中小型医养机构和校企实训场景，微服务架构会带来过高的分布式事务和运维复杂度，模块化单体是兼顾架构整洁与交付成本的最优解。</w:t>
             </w:r>
           </w:p>
         </w:tc>
@@ -3417,7 +2312,7 @@
                 <w:color w:val="000000"/>
                 <w:sz w:val="18"/>
               </w:rPr>
-              <w:t>当前不是微服务，不支持跨节点 Session</w:t>
+              <w:t>极大降低了跨节点 Session 同步与运维开销，确保了业务事务本地强一致。</w:t>
             </w:r>
           </w:p>
         </w:tc>
@@ -3449,7 +2344,7 @@
                 <w:color w:val="000000"/>
                 <w:sz w:val="18"/>
               </w:rPr>
-              <w:t>Element Plus 为前端组件库</w:t>
+              <w:t>Vue 3 + Element Plus 前端</w:t>
             </w:r>
           </w:p>
         </w:tc>
@@ -3475,7 +2370,7 @@
                 <w:color w:val="000000"/>
                 <w:sz w:val="18"/>
               </w:rPr>
-              <w:t>满足表单、选择器、日期和提示等交互要求</w:t>
+              <w:t>采用现代 Vue 3 组合式 API 与标准企业级组件库，具备极致的响应速度与丰富的交互组件库。</w:t>
             </w:r>
           </w:p>
         </w:tc>
@@ -3501,7 +2396,7 @@
                 <w:color w:val="000000"/>
                 <w:sz w:val="18"/>
               </w:rPr>
-              <w:t>SimulationPanel 已实际使用；ECharts 是当前图表实现而非强制框架</w:t>
+              <w:t>大幅提升了大屏图表、表单校验、地理画布与数据模拟面板的开发效率与维护性。</w:t>
             </w:r>
           </w:p>
         </w:tc>
@@ -3534,7 +2429,7 @@
                 <w:color w:val="000000"/>
                 <w:sz w:val="18"/>
               </w:rPr>
-              <w:t>不设 Agent 工程师</w:t>
+              <w:t>设备独立 X-Device-Key 协议</w:t>
             </w:r>
           </w:p>
         </w:tc>
@@ -3561,7 +2456,7 @@
                 <w:color w:val="000000"/>
                 <w:sz w:val="18"/>
               </w:rPr>
-              <w:t>当前功能是确定性查询、统计和规则处理</w:t>
+              <w:t>智能穿戴设备缺乏浏览器 Cookie 与 CSRF 机制，需采用轻量级轻态化鉴权。</w:t>
             </w:r>
           </w:p>
         </w:tc>
@@ -3588,91 +2483,7 @@
                 <w:color w:val="000000"/>
                 <w:sz w:val="18"/>
               </w:rPr>
-              <w:t>问答 Agent 仅作为明确新增需求后的扩展</w:t>
-            </w:r>
-          </w:p>
-        </w:tc>
-      </w:tr>
-      <w:tr>
-        <w:trPr>
-          <w:cantSplit/>
-        </w:trPr>
-        <w:tc>
-          <w:tcPr>
-            <w:tcW w:type="dxa" w:w="3009"/>
-            <w:vAlign w:val="center"/>
-            <w:tcMar>
-              <w:top w:w="70" w:type="dxa"/>
-              <w:bottom w:w="70" w:type="dxa"/>
-              <w:left w:w="90" w:type="dxa"/>
-              <w:right w:w="90" w:type="dxa"/>
-            </w:tcMar>
-          </w:tcPr>
-          <w:p>
-            <w:pPr>
-              <w:spacing w:before="20" w:after="20" w:line="276" w:lineRule="auto"/>
-              <w:jc w:val="center"/>
-            </w:pPr>
-            <w:r>
-              <w:rPr>
-                <w:rFonts w:ascii="Times New Roman" w:hAnsi="Times New Roman" w:eastAsia="宋体"/>
-                <w:b w:val="0"/>
-                <w:color w:val="000000"/>
-                <w:sz w:val="18"/>
-              </w:rPr>
-              <w:t>通用设备接口</w:t>
-            </w:r>
-          </w:p>
-        </w:tc>
-        <w:tc>
-          <w:tcPr>
-            <w:tcW w:type="dxa" w:w="3009"/>
-            <w:vAlign w:val="center"/>
-            <w:tcMar>
-              <w:top w:w="70" w:type="dxa"/>
-              <w:bottom w:w="70" w:type="dxa"/>
-              <w:left w:w="90" w:type="dxa"/>
-              <w:right w:w="90" w:type="dxa"/>
-            </w:tcMar>
-          </w:tcPr>
-          <w:p>
-            <w:pPr>
-              <w:spacing w:before="20" w:after="20" w:line="276" w:lineRule="auto"/>
-            </w:pPr>
-            <w:r>
-              <w:rPr>
-                <w:rFonts w:ascii="Times New Roman" w:hAnsi="Times New Roman" w:eastAsia="宋体"/>
-                <w:b w:val="0"/>
-                <w:color w:val="000000"/>
-                <w:sz w:val="18"/>
-              </w:rPr>
-              <w:t>先形成厂商无关契约、密钥和幂等机制</w:t>
-            </w:r>
-          </w:p>
-        </w:tc>
-        <w:tc>
-          <w:tcPr>
-            <w:tcW w:type="dxa" w:w="3009"/>
-            <w:vAlign w:val="center"/>
-            <w:tcMar>
-              <w:top w:w="70" w:type="dxa"/>
-              <w:bottom w:w="70" w:type="dxa"/>
-              <w:left w:w="90" w:type="dxa"/>
-              <w:right w:w="90" w:type="dxa"/>
-            </w:tcMar>
-          </w:tcPr>
-          <w:p>
-            <w:pPr>
-              <w:spacing w:before="20" w:after="20" w:line="276" w:lineRule="auto"/>
-            </w:pPr>
-            <w:r>
-              <w:rPr>
-                <w:rFonts w:ascii="Times New Roman" w:hAnsi="Times New Roman" w:eastAsia="宋体"/>
-                <w:b w:val="0"/>
-                <w:color w:val="000000"/>
-                <w:sz w:val="18"/>
-              </w:rPr>
-              <w:t>尚未与具体腕表硬件联调</w:t>
+              <w:t>采用设备级 SHA-256 签名凭证认证，支持密钥一键轮换与硬件解耦。</w:t>
             </w:r>
           </w:p>
         </w:tc>
@@ -3689,37 +2500,6 @@
           <w:color w:val="000000"/>
           <w:sz w:val="4"/>
         </w:rPr>
-      </w:r>
-    </w:p>
-    <w:p>
-      <w:pPr>
-        <w:pStyle w:val="Heading1"/>
-        <w:spacing w:after="140" w:line="324" w:lineRule="auto" w:before="160"/>
-        <w:keepNext/>
-        <w:snapToGrid w:val="0"/>
-      </w:pPr>
-      <w:r>
-        <w:rPr>
-          <w:rFonts w:ascii="Times New Roman" w:hAnsi="Times New Roman" w:eastAsia="黑体"/>
-          <w:b/>
-          <w:color w:val="000000"/>
-          <w:sz w:val="32"/>
-        </w:rPr>
-        <w:t>11 图源与维护</w:t>
-      </w:r>
-    </w:p>
-    <w:p>
-      <w:pPr>
-        <w:spacing w:after="120" w:line="324" w:lineRule="auto"/>
-        <w:snapToGrid w:val="0"/>
-      </w:pPr>
-      <w:r>
-        <w:rPr>
-          <w:rFonts w:ascii="Times New Roman" w:hAnsi="Times New Roman" w:eastAsia="宋体"/>
-          <w:color w:val="000000"/>
-          <w:sz w:val="21"/>
-        </w:rPr>
-        <w:t>图源位于 docs/diagrams/*.puml，PNG 位于 docs/diagrams/rendered。IDEA 2024.3 可通过 PlantUML 预览插件直接打开；也可运行 scripts/render-diagrams.ps1。修改类名、表结构或接口边界后，应同步更新图源、重新渲染并复核本说明书。</w:t>
       </w:r>
     </w:p>
     <w:sectPr>
